--- a/zht/docx/152.content.docx
+++ b/zht/docx/152.content.docx
@@ -580,18 +580,12 @@
           <w:lang w:val="zh_TW" w:bidi="zh_TW"/>
         </w:rPr>
       </w:r>
-      <w:hyperlink r:id="rId13">
-        <w:r>
-          <w:rPr>
-            <w:lang w:val="zh_TW" w:bidi="zh_TW"/>
-          </w:rPr>
-          <w:rPr>
-            <w:color w:val="0000EE"/>
-            <w:u w:val="single"/>
-          </w:rPr>
-          <w:t>出埃及記24:17</w:t>
-        </w:r>
-      </w:hyperlink>
+      <w:r>
+        <w:rPr>
+          <w:lang w:val="zh_TW" w:bidi="zh_TW"/>
+        </w:rPr>
+        <w:t>出埃及記24:17</w:t>
+      </w:r>
     </w:p>
     <w:p>
       <w:pPr>
@@ -604,18 +598,12 @@
           <w:lang w:val="zh_TW" w:bidi="zh_TW"/>
         </w:rPr>
       </w:r>
-      <w:hyperlink r:id="rId14">
-        <w:r>
-          <w:rPr>
-            <w:lang w:val="zh_TW" w:bidi="zh_TW"/>
-          </w:rPr>
-          <w:rPr>
-            <w:color w:val="0000EE"/>
-            <w:u w:val="single"/>
-          </w:rPr>
-          <w:t>民數記14:9–10</w:t>
-        </w:r>
-      </w:hyperlink>
+      <w:r>
+        <w:rPr>
+          <w:lang w:val="zh_TW" w:bidi="zh_TW"/>
+        </w:rPr>
+        <w:t>民數記14:9–10</w:t>
+      </w:r>
     </w:p>
     <w:p>
       <w:pPr>
@@ -628,18 +616,12 @@
           <w:lang w:val="zh_TW" w:bidi="zh_TW"/>
         </w:rPr>
       </w:r>
-      <w:hyperlink r:id="rId15">
-        <w:r>
-          <w:rPr>
-            <w:lang w:val="zh_TW" w:bidi="zh_TW"/>
-          </w:rPr>
-          <w:rPr>
-            <w:color w:val="0000EE"/>
-            <w:u w:val="single"/>
-          </w:rPr>
-          <w:t>以賽亞書35:2</w:t>
-        </w:r>
-      </w:hyperlink>
+      <w:r>
+        <w:rPr>
+          <w:lang w:val="zh_TW" w:bidi="zh_TW"/>
+        </w:rPr>
+        <w:t>以賽亞書35:2</w:t>
+      </w:r>
     </w:p>
     <w:p>
       <w:pPr>
@@ -652,18 +634,12 @@
           <w:lang w:val="zh_TW" w:bidi="zh_TW"/>
         </w:rPr>
       </w:r>
-      <w:hyperlink r:id="rId16">
-        <w:r>
-          <w:rPr>
-            <w:lang w:val="zh_TW" w:bidi="zh_TW"/>
-          </w:rPr>
-          <w:rPr>
-            <w:color w:val="0000EE"/>
-            <w:u w:val="single"/>
-          </w:rPr>
-          <w:t>路加福音18:43</w:t>
-        </w:r>
-      </w:hyperlink>
+      <w:r>
+        <w:rPr>
+          <w:lang w:val="zh_TW" w:bidi="zh_TW"/>
+        </w:rPr>
+        <w:t>路加福音18:43</w:t>
+      </w:r>
     </w:p>
     <w:p>
       <w:pPr>
@@ -676,18 +652,12 @@
           <w:lang w:val="zh_TW" w:bidi="zh_TW"/>
         </w:rPr>
       </w:r>
-      <w:hyperlink r:id="rId17">
-        <w:r>
-          <w:rPr>
-            <w:lang w:val="zh_TW" w:bidi="zh_TW"/>
-          </w:rPr>
-          <w:rPr>
-            <w:color w:val="0000EE"/>
-            <w:u w:val="single"/>
-          </w:rPr>
-          <w:t>路加福音2:9</w:t>
-        </w:r>
-      </w:hyperlink>
+      <w:r>
+        <w:rPr>
+          <w:lang w:val="zh_TW" w:bidi="zh_TW"/>
+        </w:rPr>
+        <w:t>路加福音2:9</w:t>
+      </w:r>
     </w:p>
     <w:p>
       <w:pPr>
@@ -700,18 +670,12 @@
           <w:lang w:val="zh_TW" w:bidi="zh_TW"/>
         </w:rPr>
       </w:r>
-      <w:hyperlink r:id="rId18">
-        <w:r>
-          <w:rPr>
-            <w:lang w:val="zh_TW" w:bidi="zh_TW"/>
-          </w:rPr>
-          <w:rPr>
-            <w:color w:val="0000EE"/>
-            <w:u w:val="single"/>
-          </w:rPr>
-          <w:t>約翰福音12:28</w:t>
-        </w:r>
-      </w:hyperlink>
+      <w:r>
+        <w:rPr>
+          <w:lang w:val="zh_TW" w:bidi="zh_TW"/>
+        </w:rPr>
+        <w:t>約翰福音12:28</w:t>
+      </w:r>
     </w:p>
     <w:p>
       <w:pPr>
@@ -724,18 +688,12 @@
           <w:lang w:val="zh_TW" w:bidi="zh_TW"/>
         </w:rPr>
       </w:r>
-      <w:hyperlink r:id="rId19">
-        <w:r>
-          <w:rPr>
-            <w:lang w:val="zh_TW" w:bidi="zh_TW"/>
-          </w:rPr>
-          <w:rPr>
-            <w:color w:val="0000EE"/>
-            <w:u w:val="single"/>
-          </w:rPr>
-          <w:t>使徒行傳3:13–14</w:t>
-        </w:r>
-      </w:hyperlink>
+      <w:r>
+        <w:rPr>
+          <w:lang w:val="zh_TW" w:bidi="zh_TW"/>
+        </w:rPr>
+        <w:t>使徒行傳3:13–14</w:t>
+      </w:r>
     </w:p>
     <w:p>
       <w:pPr>
@@ -748,18 +706,12 @@
           <w:lang w:val="zh_TW" w:bidi="zh_TW"/>
         </w:rPr>
       </w:r>
-      <w:hyperlink r:id="rId20">
-        <w:r>
-          <w:rPr>
-            <w:lang w:val="zh_TW" w:bidi="zh_TW"/>
-          </w:rPr>
-          <w:rPr>
-            <w:color w:val="0000EE"/>
-            <w:u w:val="single"/>
-          </w:rPr>
-          <w:t>使徒行傳7:1–3</w:t>
-        </w:r>
-      </w:hyperlink>
+      <w:r>
+        <w:rPr>
+          <w:lang w:val="zh_TW" w:bidi="zh_TW"/>
+        </w:rPr>
+        <w:t>使徒行傳7:1–3</w:t>
+      </w:r>
     </w:p>
     <w:p>
       <w:pPr>
@@ -772,18 +724,12 @@
           <w:lang w:val="zh_TW" w:bidi="zh_TW"/>
         </w:rPr>
       </w:r>
-      <w:hyperlink r:id="rId21">
-        <w:r>
-          <w:rPr>
-            <w:lang w:val="zh_TW" w:bidi="zh_TW"/>
-          </w:rPr>
-          <w:rPr>
-            <w:color w:val="0000EE"/>
-            <w:u w:val="single"/>
-          </w:rPr>
-          <w:t>羅馬書8:17</w:t>
-        </w:r>
-      </w:hyperlink>
+      <w:r>
+        <w:rPr>
+          <w:lang w:val="zh_TW" w:bidi="zh_TW"/>
+        </w:rPr>
+        <w:t>羅馬書8:17</w:t>
+      </w:r>
     </w:p>
     <w:p>
       <w:pPr>
@@ -796,18 +742,12 @@
           <w:lang w:val="zh_TW" w:bidi="zh_TW"/>
         </w:rPr>
       </w:r>
-      <w:hyperlink r:id="rId22">
-        <w:r>
-          <w:rPr>
-            <w:lang w:val="zh_TW" w:bidi="zh_TW"/>
-          </w:rPr>
-          <w:rPr>
-            <w:color w:val="0000EE"/>
-            <w:u w:val="single"/>
-          </w:rPr>
-          <w:t>哥林多前書6:19–20</w:t>
-        </w:r>
-      </w:hyperlink>
+      <w:r>
+        <w:rPr>
+          <w:lang w:val="zh_TW" w:bidi="zh_TW"/>
+        </w:rPr>
+        <w:t>哥林多前書6:19–20</w:t>
+      </w:r>
     </w:p>
     <w:p>
       <w:pPr>
@@ -820,18 +760,12 @@
           <w:lang w:val="zh_TW" w:bidi="zh_TW"/>
         </w:rPr>
       </w:r>
-      <w:hyperlink r:id="rId23">
-        <w:r>
-          <w:rPr>
-            <w:lang w:val="zh_TW" w:bidi="zh_TW"/>
-          </w:rPr>
-          <w:rPr>
-            <w:color w:val="0000EE"/>
-            <w:u w:val="single"/>
-          </w:rPr>
-          <w:t>腓立比書2:14–16</w:t>
-        </w:r>
-      </w:hyperlink>
+      <w:r>
+        <w:rPr>
+          <w:lang w:val="zh_TW" w:bidi="zh_TW"/>
+        </w:rPr>
+        <w:t>腓立比書2:14–16</w:t>
+      </w:r>
     </w:p>
     <w:p>
       <w:pPr>
@@ -844,18 +778,12 @@
           <w:lang w:val="zh_TW" w:bidi="zh_TW"/>
         </w:rPr>
       </w:r>
-      <w:hyperlink r:id="rId24">
-        <w:r>
-          <w:rPr>
-            <w:lang w:val="zh_TW" w:bidi="zh_TW"/>
-          </w:rPr>
-          <w:rPr>
-            <w:color w:val="0000EE"/>
-            <w:u w:val="single"/>
-          </w:rPr>
-          <w:t>腓立比書4:19</w:t>
-        </w:r>
-      </w:hyperlink>
+      <w:r>
+        <w:rPr>
+          <w:lang w:val="zh_TW" w:bidi="zh_TW"/>
+        </w:rPr>
+        <w:t>腓立比書4:19</w:t>
+      </w:r>
     </w:p>
     <w:p>
       <w:pPr>
@@ -868,18 +796,12 @@
           <w:lang w:val="zh_TW" w:bidi="zh_TW"/>
         </w:rPr>
       </w:r>
-      <w:hyperlink r:id="rId25">
-        <w:r>
-          <w:rPr>
-            <w:lang w:val="zh_TW" w:bidi="zh_TW"/>
-          </w:rPr>
-          <w:rPr>
-            <w:color w:val="0000EE"/>
-            <w:u w:val="single"/>
-          </w:rPr>
-          <w:t>歌羅西書3:1–4</w:t>
-        </w:r>
-      </w:hyperlink>
+      <w:r>
+        <w:rPr>
+          <w:lang w:val="zh_TW" w:bidi="zh_TW"/>
+        </w:rPr>
+        <w:t>歌羅西書3:1–4</w:t>
+      </w:r>
     </w:p>
     <w:p>
       <w:pPr>
@@ -892,18 +814,12 @@
           <w:lang w:val="zh_TW" w:bidi="zh_TW"/>
         </w:rPr>
       </w:r>
-      <w:hyperlink r:id="rId26">
-        <w:r>
-          <w:rPr>
-            <w:lang w:val="zh_TW" w:bidi="zh_TW"/>
-          </w:rPr>
-          <w:rPr>
-            <w:color w:val="0000EE"/>
-            <w:u w:val="single"/>
-          </w:rPr>
-          <w:t>帖撒羅尼迦前書2:5</w:t>
-        </w:r>
-      </w:hyperlink>
+      <w:r>
+        <w:rPr>
+          <w:lang w:val="zh_TW" w:bidi="zh_TW"/>
+        </w:rPr>
+        <w:t>帖撒羅尼迦前書2:5</w:t>
+      </w:r>
     </w:p>
     <w:p>
       <w:pPr>
@@ -916,18 +832,12 @@
           <w:lang w:val="zh_TW" w:bidi="zh_TW"/>
         </w:rPr>
       </w:r>
-      <w:hyperlink r:id="rId27">
-        <w:r>
-          <w:rPr>
-            <w:lang w:val="zh_TW" w:bidi="zh_TW"/>
-          </w:rPr>
-          <w:rPr>
-            <w:color w:val="0000EE"/>
-            <w:u w:val="single"/>
-          </w:rPr>
-          <w:t>雅各書2:1–4</w:t>
-        </w:r>
-      </w:hyperlink>
+      <w:r>
+        <w:rPr>
+          <w:lang w:val="zh_TW" w:bidi="zh_TW"/>
+        </w:rPr>
+        <w:t>雅各書2:1–4</w:t>
+      </w:r>
     </w:p>
     <w:p>
       <w:pPr>
@@ -940,18 +850,12 @@
           <w:lang w:val="zh_TW" w:bidi="zh_TW"/>
         </w:rPr>
       </w:r>
-      <w:hyperlink r:id="rId28">
-        <w:r>
-          <w:rPr>
-            <w:lang w:val="zh_TW" w:bidi="zh_TW"/>
-          </w:rPr>
-          <w:rPr>
-            <w:color w:val="0000EE"/>
-            <w:u w:val="single"/>
-          </w:rPr>
-          <w:t>彼得前書4:15–16</w:t>
-        </w:r>
-      </w:hyperlink>
+      <w:r>
+        <w:rPr>
+          <w:lang w:val="zh_TW" w:bidi="zh_TW"/>
+        </w:rPr>
+        <w:t>彼得前書4:15–16</w:t>
+      </w:r>
     </w:p>
     <w:p>
       <w:pPr>
@@ -964,18 +868,12 @@
           <w:lang w:val="zh_TW" w:bidi="zh_TW"/>
         </w:rPr>
       </w:r>
-      <w:hyperlink r:id="rId29">
-        <w:r>
-          <w:rPr>
-            <w:lang w:val="zh_TW" w:bidi="zh_TW"/>
-          </w:rPr>
-          <w:rPr>
-            <w:color w:val="0000EE"/>
-            <w:u w:val="single"/>
-          </w:rPr>
-          <w:t>啟示錄15:4</w:t>
-        </w:r>
-      </w:hyperlink>
+      <w:r>
+        <w:rPr>
+          <w:lang w:val="zh_TW" w:bidi="zh_TW"/>
+        </w:rPr>
+        <w:t>啟示錄15:4</w:t>
+      </w:r>
     </w:p>
     <w:p>
       <w:pPr>

--- a/zht/docx/152.content.docx
+++ b/zht/docx/152.content.docx
@@ -531,19 +531,7 @@
         <w:rPr>
           <w:lang w:val="zh_TW" w:bidi="zh_TW"/>
         </w:rPr>
-        <w:t>，</w:t>
-      </w:r>
-      <w:r>
-        <w:rPr>
-          <w:lang w:val="zh_TW" w:bidi="zh_TW"/>
-        </w:rPr>
-        <w:t>順服</w:t>
-      </w:r>
-      <w:r>
-        <w:rPr>
-          <w:lang w:val="zh_TW" w:bidi="zh_TW"/>
-        </w:rPr>
-        <w:t>，</w:t>
+        <w:t>，順服，</w:t>
       </w:r>
       <w:r>
         <w:rPr>
